--- a/india_monitor_data/rag/documents/Strike_Intelligence/Japan_Strike_Intelligence.docx
+++ b/india_monitor_data/rag/documents/Strike_Intelligence/Japan_Strike_Intelligence.docx
@@ -15,9 +15,9 @@
       <w:r>
         <w:t>Monitored Freight Hub: Japan Logistics Cluster</w:t>
         <w:br/>
-        <w:t>Generated: 2026-09-08 14:22:29 | Total Disruption Incidents Analyzed: 6</w:t>
+        <w:t>Generated: 2026-09-09 16:49:45 | Total Disruption Incidents Analyzed: 10</w:t>
         <w:br/>
-        <w:t>Disruption Severity Breakdown: 🔴 HIGH: 2 | 🟡 MEDIUM: 1 | 🟢 LOW: 3</w:t>
+        <w:t>Disruption Severity Breakdown: 🔴 HIGH: 2 | 🟡 MEDIUM: 2 | 🟢 LOW: 6</w:t>
       </w:r>
     </w:p>
     <w:p>
@@ -122,7 +122,7 @@
           </w:tcPr>
           <w:p>
             <w:r>
-              <w:t>Natural_Disaster</w:t>
+              <w:t>General</w:t>
             </w:r>
           </w:p>
         </w:tc>
@@ -132,7 +132,7 @@
           </w:tcPr>
           <w:p>
             <w:r>
-              <w:t>Japan quake: Rescuers dig through rubble after powerful tremor collapses shopping mall</w:t>
+              <w:t>Japan issues rare special advisory over chance of more powerful quake</w:t>
             </w:r>
           </w:p>
         </w:tc>
@@ -142,7 +142,7 @@
           </w:tcPr>
           <w:p>
             <w:r>
-              <w:t>🟡 MEDIUM</w:t>
+              <w:t>🟢 LOW</w:t>
             </w:r>
           </w:p>
         </w:tc>
@@ -240,6 +240,222 @@
           </w:tcPr>
           <w:p>
             <w:r>
+              <w:t>Japan quake: Rescuers dig through rubble after powerful tremor collapses shopping mall</w:t>
+            </w:r>
+          </w:p>
+        </w:tc>
+        <w:tc>
+          <w:tcPr>
+            <w:tcW w:type="dxa" w:w="1728"/>
+          </w:tcPr>
+          <w:p>
+            <w:r>
+              <w:t>🟡 MEDIUM</w:t>
+            </w:r>
+          </w:p>
+        </w:tc>
+      </w:tr>
+      <w:tr>
+        <w:tc>
+          <w:tcPr>
+            <w:tcW w:type="dxa" w:w="1728"/>
+          </w:tcPr>
+          <w:p>
+            <w:r>
+              <w:t>INC-JAP-04</w:t>
+              <w:br/>
+              <w:t>(None)</w:t>
+            </w:r>
+          </w:p>
+        </w:tc>
+        <w:tc>
+          <w:tcPr>
+            <w:tcW w:type="dxa" w:w="1728"/>
+          </w:tcPr>
+          <w:p>
+            <w:r>
+              <w:t>Unknown</w:t>
+            </w:r>
+          </w:p>
+        </w:tc>
+        <w:tc>
+          <w:tcPr>
+            <w:tcW w:type="dxa" w:w="1728"/>
+          </w:tcPr>
+          <w:p>
+            <w:r>
+              <w:t>General</w:t>
+            </w:r>
+          </w:p>
+        </w:tc>
+        <w:tc>
+          <w:tcPr>
+            <w:tcW w:type="dxa" w:w="1728"/>
+          </w:tcPr>
+          <w:p>
+            <w:r>
+              <w:t>Several feared trapped in collapsed shopping mall after Japan quake</w:t>
+            </w:r>
+          </w:p>
+        </w:tc>
+        <w:tc>
+          <w:tcPr>
+            <w:tcW w:type="dxa" w:w="1728"/>
+          </w:tcPr>
+          <w:p>
+            <w:r>
+              <w:t>🟢 LOW</w:t>
+            </w:r>
+          </w:p>
+        </w:tc>
+      </w:tr>
+      <w:tr>
+        <w:tc>
+          <w:tcPr>
+            <w:tcW w:type="dxa" w:w="1728"/>
+          </w:tcPr>
+          <w:p>
+            <w:r>
+              <w:t>INC-JAP-05</w:t>
+              <w:br/>
+              <w:t>(None)</w:t>
+            </w:r>
+          </w:p>
+        </w:tc>
+        <w:tc>
+          <w:tcPr>
+            <w:tcW w:type="dxa" w:w="1728"/>
+          </w:tcPr>
+          <w:p>
+            <w:r>
+              <w:t>Unknown</w:t>
+            </w:r>
+          </w:p>
+        </w:tc>
+        <w:tc>
+          <w:tcPr>
+            <w:tcW w:type="dxa" w:w="1728"/>
+          </w:tcPr>
+          <w:p>
+            <w:r>
+              <w:t>Natural_Disaster</w:t>
+            </w:r>
+          </w:p>
+        </w:tc>
+        <w:tc>
+          <w:tcPr>
+            <w:tcW w:type="dxa" w:w="1728"/>
+          </w:tcPr>
+          <w:p>
+            <w:r>
+              <w:t>Japan quake: Rescuers dig through rubble after powerful tremor collapses shopping mall</w:t>
+            </w:r>
+          </w:p>
+        </w:tc>
+        <w:tc>
+          <w:tcPr>
+            <w:tcW w:type="dxa" w:w="1728"/>
+          </w:tcPr>
+          <w:p>
+            <w:r>
+              <w:t>🟡 MEDIUM</w:t>
+            </w:r>
+          </w:p>
+        </w:tc>
+      </w:tr>
+      <w:tr>
+        <w:tc>
+          <w:tcPr>
+            <w:tcW w:type="dxa" w:w="1728"/>
+          </w:tcPr>
+          <w:p>
+            <w:r>
+              <w:t>INC-JAP-06</w:t>
+              <w:br/>
+              <w:t>(None)</w:t>
+            </w:r>
+          </w:p>
+        </w:tc>
+        <w:tc>
+          <w:tcPr>
+            <w:tcW w:type="dxa" w:w="1728"/>
+          </w:tcPr>
+          <w:p>
+            <w:r>
+              <w:t>Unknown</w:t>
+            </w:r>
+          </w:p>
+        </w:tc>
+        <w:tc>
+          <w:tcPr>
+            <w:tcW w:type="dxa" w:w="1728"/>
+          </w:tcPr>
+          <w:p>
+            <w:r>
+              <w:t>Ocean_Port</w:t>
+            </w:r>
+          </w:p>
+        </w:tc>
+        <w:tc>
+          <w:tcPr>
+            <w:tcW w:type="dxa" w:w="1728"/>
+          </w:tcPr>
+          <w:p>
+            <w:r>
+              <w:t>Major Japanese port suspends operation following ransomware attack</w:t>
+            </w:r>
+          </w:p>
+        </w:tc>
+        <w:tc>
+          <w:tcPr>
+            <w:tcW w:type="dxa" w:w="1728"/>
+          </w:tcPr>
+          <w:p>
+            <w:r>
+              <w:t>🟢 LOW</w:t>
+            </w:r>
+          </w:p>
+        </w:tc>
+      </w:tr>
+      <w:tr>
+        <w:tc>
+          <w:tcPr>
+            <w:tcW w:type="dxa" w:w="1728"/>
+          </w:tcPr>
+          <w:p>
+            <w:r>
+              <w:t>INC-JAP-07</w:t>
+              <w:br/>
+              <w:t>(None)</w:t>
+            </w:r>
+          </w:p>
+        </w:tc>
+        <w:tc>
+          <w:tcPr>
+            <w:tcW w:type="dxa" w:w="1728"/>
+          </w:tcPr>
+          <w:p>
+            <w:r>
+              <w:t>Unknown</w:t>
+            </w:r>
+          </w:p>
+        </w:tc>
+        <w:tc>
+          <w:tcPr>
+            <w:tcW w:type="dxa" w:w="1728"/>
+          </w:tcPr>
+          <w:p>
+            <w:r>
+              <w:t>Natural_Disaster</w:t>
+            </w:r>
+          </w:p>
+        </w:tc>
+        <w:tc>
+          <w:tcPr>
+            <w:tcW w:type="dxa" w:w="1728"/>
+          </w:tcPr>
+          <w:p>
+            <w:r>
               <w:t>Earthquake Hits Japan’s Kyushu with Top Intensity of 7; Stone Walls at Kumamoto Castle Col</w:t>
             </w:r>
           </w:p>
@@ -262,7 +478,7 @@
           </w:tcPr>
           <w:p>
             <w:r>
-              <w:t>INC-JAP-04</w:t>
+              <w:t>INC-JAP-08</w:t>
               <w:br/>
               <w:t>(None)</w:t>
             </w:r>
@@ -316,7 +532,7 @@
           </w:tcPr>
           <w:p>
             <w:r>
-              <w:t>INC-JAP-05</w:t>
+              <w:t>INC-JAP-09</w:t>
               <w:br/>
               <w:t>(None)</w:t>
             </w:r>
@@ -370,7 +586,7 @@
           </w:tcPr>
           <w:p>
             <w:r>
-              <w:t>INC-JAP-06</w:t>
+              <w:t>INC-JAP-10</w:t>
               <w:br/>
               <w:t>(None)</w:t>
             </w:r>
